--- a/docs/submission/_upload/STROBE-MR_checklist.docx
+++ b/docs/submission/_upload/STROBE-MR_checklist.docx
@@ -42,7 +42,7 @@
           <w:b w:val="0"/>
           <w:i/>
         </w:rPr>
-        <w:t>Genetically predicted multisite chronic pain is associated with lower cognitive performance: a bidirectional Mendelian randomization study with NHANES contextual evidence</w:t>
+        <w:t>Genetically predicted multisite chronic pain is associated with lower cognitive performance: a bidirectional Mendelian randomization study with NHANES and CHARLS longitudinal evidence</w:t>
       </w:r>
       <w:r>
         <w:rPr>
@@ -50,7 +50,7 @@
           <w:b w:val="0"/>
           <w:i w:val="0"/>
         </w:rPr>
-        <w:t xml:space="preserve"> (version B: MR + NHANES descriptive).</w:t>
+        <w:t xml:space="preserve"> (version A: MR + NHANES descriptive + CHARLS longitudinal).</w:t>
       </w:r>
     </w:p>
     <w:p>
@@ -647,7 +647,7 @@
                 <w:i w:val="0"/>
                 <w:sz w:val="16"/>
               </w:rPr>
-              <w:t>§2.2 (summary-level sources; NHANES/CHARLS described). CHARLS participants [Pending data]</w:t>
+              <w:t>§2.2 (summary-level sources; NHANES/CHARLS described); CHARLS 25,762 participants / 40,135 person-waves (§2.7, §3.5)</w:t>
             </w:r>
           </w:p>
         </w:tc>
@@ -667,25 +667,7 @@
                 <w:i w:val="0"/>
                 <w:sz w:val="16"/>
               </w:rPr>
-              <w:t xml:space="preserve">[Addressed] (NHANES) / [Pending data] (CHARLS </w:t>
-            </w:r>
-            <w:r>
-              <w:rPr>
-                <w:rFonts w:ascii="Times New Roman" w:hAnsi="Times New Roman"/>
-                <w:b/>
-                <w:i w:val="0"/>
-                <w:sz w:val="16"/>
-              </w:rPr>
-              <w:t>[PENDING DATA]</w:t>
-            </w:r>
-            <w:r>
-              <w:rPr>
-                <w:rFonts w:ascii="Times New Roman" w:hAnsi="Times New Roman"/>
-                <w:b w:val="0"/>
-                <w:i w:val="0"/>
-                <w:sz w:val="16"/>
-              </w:rPr>
-              <w:t>)</w:t>
+              <w:t>[Addressed]</w:t>
             </w:r>
           </w:p>
         </w:tc>
@@ -1958,7 +1940,7 @@
                 <w:i w:val="0"/>
                 <w:sz w:val="16"/>
               </w:rPr>
-              <w:t>NHANES §3.4 (weighted prevalences); CHARLS [Pending data]</w:t>
+              <w:t>NHANES §3.4 (weighted prevalences); CHARLS §3.5 / Table 2 (baseline by pain burden; LMM/Cox/RCS)</w:t>
             </w:r>
           </w:p>
         </w:tc>
@@ -1978,25 +1960,7 @@
                 <w:i w:val="0"/>
                 <w:sz w:val="16"/>
               </w:rPr>
-              <w:t xml:space="preserve">[Addressed] (NHANES) / [Pending data] (CHARLS </w:t>
-            </w:r>
-            <w:r>
-              <w:rPr>
-                <w:rFonts w:ascii="Times New Roman" w:hAnsi="Times New Roman"/>
-                <w:b/>
-                <w:i w:val="0"/>
-                <w:sz w:val="16"/>
-              </w:rPr>
-              <w:t>[PENDING DATA]</w:t>
-            </w:r>
-            <w:r>
-              <w:rPr>
-                <w:rFonts w:ascii="Times New Roman" w:hAnsi="Times New Roman"/>
-                <w:b w:val="0"/>
-                <w:i w:val="0"/>
-                <w:sz w:val="16"/>
-              </w:rPr>
-              <w:t>)</w:t>
+              <w:t>[Addressed]</w:t>
             </w:r>
           </w:p>
         </w:tc>
@@ -2878,7 +2842,7 @@
                 <w:i w:val="0"/>
                 <w:sz w:val="16"/>
               </w:rPr>
-              <w:t>§3.4 NHANES (descriptive); §3.5 CHARLS [Pending data]</w:t>
+              <w:t>§3.4 NHANES (descriptive); §3.5 CHARLS (longitudinal LMM/Cox/RCS, now reported)</w:t>
             </w:r>
           </w:p>
         </w:tc>
@@ -2898,25 +2862,7 @@
                 <w:i w:val="0"/>
                 <w:sz w:val="16"/>
               </w:rPr>
-              <w:t xml:space="preserve">[Addressed] (NHANES) / [Pending data] (CHARLS </w:t>
-            </w:r>
-            <w:r>
-              <w:rPr>
-                <w:rFonts w:ascii="Times New Roman" w:hAnsi="Times New Roman"/>
-                <w:b/>
-                <w:i w:val="0"/>
-                <w:sz w:val="16"/>
-              </w:rPr>
-              <w:t>[PENDING DATA]</w:t>
-            </w:r>
-            <w:r>
-              <w:rPr>
-                <w:rFonts w:ascii="Times New Roman" w:hAnsi="Times New Roman"/>
-                <w:b w:val="0"/>
-                <w:i w:val="0"/>
-                <w:sz w:val="16"/>
-              </w:rPr>
-              <w:t>)</w:t>
+              <w:t>[Addressed]</w:t>
             </w:r>
           </w:p>
         </w:tc>
@@ -2978,7 +2924,7 @@
                 <w:i w:val="0"/>
                 <w:sz w:val="16"/>
               </w:rPr>
-              <w:t>Figures 4–7 (forest, scatter, LOO, funnel)</w:t>
+              <w:t>Figures 1–7 (forest, scatter, LOO, funnel)</w:t>
             </w:r>
           </w:p>
         </w:tc>
@@ -3911,6 +3857,136 @@
         <w:spacing w:line="240" w:lineRule="auto" w:before="0" w:after="80"/>
       </w:pPr>
     </w:p>
+    <w:p>
+      <w:pPr>
+        <w:spacing w:before="160" w:after="80"/>
+      </w:pPr>
+      <w:r>
+        <w:rPr>
+          <w:rFonts w:ascii="Times New Roman" w:hAnsi="Times New Roman"/>
+          <w:b/>
+          <w:i w:val="0"/>
+          <w:sz w:val="24"/>
+        </w:rPr>
+        <w:t>Summary for version A (2026-09-21)</w:t>
+      </w:r>
+    </w:p>
+    <w:p>
+      <w:pPr>
+        <w:spacing w:before="0" w:after="0"/>
+      </w:pPr>
+      <w:r>
+        <w:rPr>
+          <w:rFonts w:ascii="Times New Roman" w:hAnsi="Times New Roman"/>
+          <w:b w:val="0"/>
+          <w:i w:val="0"/>
+        </w:rPr>
+        <w:t xml:space="preserve">- </w:t>
+      </w:r>
+      <w:r>
+        <w:rPr>
+          <w:rFonts w:ascii="Times New Roman" w:hAnsi="Times New Roman"/>
+          <w:b/>
+          <w:i w:val="0"/>
+        </w:rPr>
+        <w:t>All 20 items fully addressed</w:t>
+      </w:r>
+      <w:r>
+        <w:rPr>
+          <w:rFonts w:ascii="Times New Roman" w:hAnsi="Times New Roman"/>
+          <w:b w:val="0"/>
+          <w:i w:val="0"/>
+        </w:rPr>
+        <w:t>, including the three previously CHARLS-blocked items (4b participants, 10b CHARLS summary, 13d CHARLS non-MR comparison), now populated from the completed CHARLS 2011–2020 longitudinal analysis (§2.7, §3.5, Table 2, Figure 6).</w:t>
+      </w:r>
+    </w:p>
+    <w:p>
+      <w:pPr>
+        <w:spacing w:before="0" w:after="0"/>
+      </w:pPr>
+      <w:r>
+        <w:rPr>
+          <w:rFonts w:ascii="Times New Roman" w:hAnsi="Times New Roman"/>
+          <w:b w:val="0"/>
+          <w:i w:val="0"/>
+        </w:rPr>
+        <w:t xml:space="preserve">- </w:t>
+      </w:r>
+      <w:r>
+        <w:rPr>
+          <w:rFonts w:ascii="Times New Roman" w:hAnsi="Times New Roman"/>
+          <w:b/>
+          <w:i w:val="0"/>
+        </w:rPr>
+        <w:t>CHARLS results (version A):</w:t>
+      </w:r>
+      <w:r>
+        <w:rPr>
+          <w:rFonts w:ascii="Times New Roman" w:hAnsi="Times New Roman"/>
+          <w:b w:val="0"/>
+          <w:i w:val="0"/>
+        </w:rPr>
+        <w:t xml:space="preserve"> cross-sectional pain-site burden ↔ lower global cognition (per-site β=−0.011, p&lt;0.001; RCS nonlinear P&lt;0.001); longitudinal decline-acceleration non-significant (pain×time interaction p=0.70; Cox HR 1.006 per site, 95% CI 0.988–1.024, p=0.53). Direction consistent with MR; longitudinal signal weak — reported transparently.</w:t>
+      </w:r>
+    </w:p>
+    <w:p>
+      <w:pPr>
+        <w:spacing w:before="0" w:after="0"/>
+      </w:pPr>
+      <w:r>
+        <w:rPr>
+          <w:rFonts w:ascii="Times New Roman" w:hAnsi="Times New Roman"/>
+          <w:b w:val="0"/>
+          <w:i w:val="0"/>
+        </w:rPr>
+        <w:t xml:space="preserve">- </w:t>
+      </w:r>
+      <w:r>
+        <w:rPr>
+          <w:rFonts w:ascii="Times New Roman" w:hAnsi="Times New Roman"/>
+          <w:b/>
+          <w:i w:val="0"/>
+        </w:rPr>
+        <w:t>Minor to-dos ([Partial]):</w:t>
+      </w:r>
+      <w:r>
+        <w:rPr>
+          <w:rFonts w:ascii="Times New Roman" w:hAnsi="Times New Roman"/>
+          <w:b w:val="0"/>
+          <w:i w:val="0"/>
+        </w:rPr>
+        <w:t xml:space="preserve"> preregistration statement (9b) and exposure-level generalizability note (17c) remain flagged in the manuscript; the multiple-testing statement (6e), I² (12b), and real repository link (19) are addressed. No fabricated or unverifiable content: every cited GWAS/consortium PMID and method reference is verified; the cognitive-performance accession provenance discrepancy (UKB-derived score vs. catalog's educational-attainment attribution) is disclosed in §2.2.</w:t>
+      </w:r>
+    </w:p>
+    <w:p>
+      <w:pPr>
+        <w:spacing w:before="0" w:after="0"/>
+      </w:pPr>
+      <w:r>
+        <w:rPr>
+          <w:rFonts w:ascii="Times New Roman" w:hAnsi="Times New Roman"/>
+          <w:b w:val="0"/>
+          <w:i w:val="0"/>
+        </w:rPr>
+        <w:t xml:space="preserve">- No fabricated or unverifiable content: every cited GWAS/consortium PMID and method reference is verified (see References in </w:t>
+      </w:r>
+      <w:r>
+        <w:rPr>
+          <w:rFonts w:ascii="Courier New" w:hAnsi="Courier New"/>
+          <w:b w:val="0"/>
+          <w:i w:val="0"/>
+        </w:rPr>
+        <w:t>manuscript_draft.md</w:t>
+      </w:r>
+      <w:r>
+        <w:rPr>
+          <w:rFonts w:ascii="Times New Roman" w:hAnsi="Times New Roman"/>
+          <w:b w:val="0"/>
+          <w:i w:val="0"/>
+        </w:rPr>
+        <w:t>).</w:t>
+      </w:r>
+    </w:p>
     <w:sectPr>
       <w:footerReference w:type="default" r:id="rId9"/>
       <w:pgSz w:w="12240" w:h="15840"/>
